--- a/ploteo/pruebas/INFORME_TESTS_MARCHA_BLANCA.docx
+++ b/ploteo/pruebas/INFORME_TESTS_MARCHA_BLANCA.docx
@@ -1976,7 +1976,7 @@
           <w:rFonts w:ascii="Consolas" w:hAnsi="Consolas"/>
           <w:sz w:val="19"/>
         </w:rPr>
-        <w:t>python -m unittest discover -s fuentes/pruebas -v</w:t>
+        <w:t>python -m pytest fuentes/pruebas -v</w:t>
       </w:r>
     </w:p>
     <w:p>
@@ -1985,7 +1985,7 @@
           <w:rFonts w:ascii="Consolas" w:hAnsi="Consolas"/>
           <w:sz w:val="19"/>
         </w:rPr>
-        <w:t># solo un módulo:</w:t>
+        <w:t># solo un archivo:</w:t>
       </w:r>
     </w:p>
     <w:p>
@@ -1994,7 +1994,16 @@
           <w:rFonts w:ascii="Consolas" w:hAnsi="Consolas"/>
           <w:sz w:val="19"/>
         </w:rPr>
-        <w:t>python -m unittest discover -s fuentes/pruebas -p 'test_capturar.py' -v</w:t>
+        <w:t>python -m pytest fuentes/pruebas/test_capturar.py -v</w:t>
+      </w:r>
+    </w:p>
+    <w:p>
+      <w:r>
+        <w:rPr>
+          <w:b/>
+          <w:sz w:val="20"/>
+        </w:rPr>
+        <w:t>NOTA: La marcha blanca del instalador ejecuta los suites con pytest, que corre tanto tests unittest (como estos) como tests en estilo pytest puro que se agreguen a la carpeta pruebas/.</w:t>
       </w:r>
     </w:p>
     <w:p>

--- a/ploteo/pruebas/INFORME_TESTS_MARCHA_BLANCA.docx
+++ b/ploteo/pruebas/INFORME_TESTS_MARCHA_BLANCA.docx
@@ -17,7 +17,7 @@
     </w:p>
     <w:p>
       <w:r>
-        <w:t>Generado el 24/08/2026.</w:t>
+        <w:t>Generado el 01/09/2026.</w:t>
       </w:r>
     </w:p>
     <w:p>
@@ -38,7 +38,7 @@
         <w:pStyle w:val="ListBullet"/>
       </w:pPr>
       <w:r>
-        <w:t>Suite A — capturar.py: cálculos geográficos y parseo de la línea de evento.</w:t>
+        <w:t>Suite A — capturar.py: cálculos geográficos, parseo de la línea de evento y el manejo del perfil 3D (botón, zoom con la rueda y cierre coordinado).</w:t>
       </w:r>
     </w:p>
     <w:p>
@@ -140,7 +140,7 @@
     </w:p>
     <w:p>
       <w:r>
-        <w:t>Prueba la lógica pura del graficador: geodesia y parseo robusto.</w:t>
+        <w:t>Prueba la lógica pura del graficador: geodesia, parseo robusto y el manejo del perfil 3D (botón 'Ver Perfil 3D', zoom con la rueda del mouse y cierre coordinado de la ventana 2D/3D). En total la suite completa suma 31 tests (20 de capturar.py, 5 de consulta_evento.py y 6 de datos).</w:t>
       </w:r>
     </w:p>
     <w:tbl>
@@ -965,6 +965,330 @@
                 <w:sz w:val="17"/>
               </w:rPr>
               <w:t>lat=+35.42 y lon=+71.62 (positivos)</w:t>
+            </w:r>
+          </w:p>
+        </w:tc>
+      </w:tr>
+      <w:tr>
+        <w:tc>
+          <w:tcPr>
+            <w:tcW w:type="dxa" w:w="2160"/>
+          </w:tcPr>
+          <w:p>
+            <w:r>
+              <w:rPr>
+                <w:sz w:val="17"/>
+              </w:rPr>
+              <w:t>A15</w:t>
+            </w:r>
+          </w:p>
+        </w:tc>
+        <w:tc>
+          <w:tcPr>
+            <w:tcW w:type="dxa" w:w="2160"/>
+          </w:tcPr>
+          <w:p>
+            <w:r>
+              <w:rPr>
+                <w:sz w:val="17"/>
+              </w:rPr>
+              <w:t>El botón abre el perfil 3D</w:t>
+            </w:r>
+          </w:p>
+        </w:tc>
+        <w:tc>
+          <w:tcPr>
+            <w:tcW w:type="dxa" w:w="2160"/>
+          </w:tcPr>
+          <w:p>
+            <w:r>
+              <w:rPr>
+                <w:sz w:val="17"/>
+              </w:rPr>
+              <w:t>Ventana 2D plotear_evento renderizada, clic en el botón (fig._abrir_perfil_3d)</w:t>
+            </w:r>
+          </w:p>
+        </w:tc>
+        <w:tc>
+          <w:tcPr>
+            <w:tcW w:type="dxa" w:w="2160"/>
+          </w:tcPr>
+          <w:p>
+            <w:r>
+              <w:rPr>
+                <w:sz w:val="17"/>
+              </w:rPr>
+              <w:t>Se abre una ventana 3D nueva: _VENTANA_3D_ABIERTA = True y hay 2D + 3D abiertas</w:t>
+            </w:r>
+          </w:p>
+        </w:tc>
+      </w:tr>
+      <w:tr>
+        <w:tc>
+          <w:tcPr>
+            <w:tcW w:type="dxa" w:w="2160"/>
+          </w:tcPr>
+          <w:p>
+            <w:r>
+              <w:rPr>
+                <w:sz w:val="17"/>
+              </w:rPr>
+              <w:t>A16</w:t>
+            </w:r>
+          </w:p>
+        </w:tc>
+        <w:tc>
+          <w:tcPr>
+            <w:tcW w:type="dxa" w:w="2160"/>
+          </w:tcPr>
+          <w:p>
+            <w:r>
+              <w:rPr>
+                <w:sz w:val="17"/>
+              </w:rPr>
+              <w:t>No abre una segunda 3D</w:t>
+            </w:r>
+          </w:p>
+        </w:tc>
+        <w:tc>
+          <w:tcPr>
+            <w:tcW w:type="dxa" w:w="2160"/>
+          </w:tcPr>
+          <w:p>
+            <w:r>
+              <w:rPr>
+                <w:sz w:val="17"/>
+              </w:rPr>
+              <w:t>3D ya abierta y nuevo clic en el botón</w:t>
+            </w:r>
+          </w:p>
+        </w:tc>
+        <w:tc>
+          <w:tcPr>
+            <w:tcW w:type="dxa" w:w="2160"/>
+          </w:tcPr>
+          <w:p>
+            <w:r>
+              <w:rPr>
+                <w:sz w:val="17"/>
+              </w:rPr>
+              <w:t>Mensaje 'Ya hay una ventana 3D abierta' y el número de figuras no cambia</w:t>
+            </w:r>
+          </w:p>
+        </w:tc>
+      </w:tr>
+      <w:tr>
+        <w:tc>
+          <w:tcPr>
+            <w:tcW w:type="dxa" w:w="2160"/>
+          </w:tcPr>
+          <w:p>
+            <w:r>
+              <w:rPr>
+                <w:sz w:val="17"/>
+              </w:rPr>
+              <w:t>A17</w:t>
+            </w:r>
+          </w:p>
+        </w:tc>
+        <w:tc>
+          <w:tcPr>
+            <w:tcW w:type="dxa" w:w="2160"/>
+          </w:tcPr>
+          <w:p>
+            <w:r>
+              <w:rPr>
+                <w:sz w:val="17"/>
+              </w:rPr>
+              <w:t>Reabre tras cerrar la 3D</w:t>
+            </w:r>
+          </w:p>
+        </w:tc>
+        <w:tc>
+          <w:tcPr>
+            <w:tcW w:type="dxa" w:w="2160"/>
+          </w:tcPr>
+          <w:p>
+            <w:r>
+              <w:rPr>
+                <w:sz w:val="17"/>
+              </w:rPr>
+              <w:t>Se cierra la 3D y se hace clic de nuevo</w:t>
+            </w:r>
+          </w:p>
+        </w:tc>
+        <w:tc>
+          <w:tcPr>
+            <w:tcW w:type="dxa" w:w="2160"/>
+          </w:tcPr>
+          <w:p>
+            <w:r>
+              <w:rPr>
+                <w:sz w:val="17"/>
+              </w:rPr>
+              <w:t>Se abre una 3D nueva (una sola a la vez, reabrible)</w:t>
+            </w:r>
+          </w:p>
+        </w:tc>
+      </w:tr>
+      <w:tr>
+        <w:tc>
+          <w:tcPr>
+            <w:tcW w:type="dxa" w:w="2160"/>
+          </w:tcPr>
+          <w:p>
+            <w:r>
+              <w:rPr>
+                <w:sz w:val="17"/>
+              </w:rPr>
+              <w:t>A18</w:t>
+            </w:r>
+          </w:p>
+        </w:tc>
+        <w:tc>
+          <w:tcPr>
+            <w:tcW w:type="dxa" w:w="2160"/>
+          </w:tcPr>
+          <w:p>
+            <w:r>
+              <w:rPr>
+                <w:sz w:val="17"/>
+              </w:rPr>
+              <w:t>Zoom con la rueda del mouse</w:t>
+            </w:r>
+          </w:p>
+        </w:tc>
+        <w:tc>
+          <w:tcPr>
+            <w:tcW w:type="dxa" w:w="2160"/>
+          </w:tcPr>
+          <w:p>
+            <w:r>
+              <w:rPr>
+                <w:sz w:val="17"/>
+              </w:rPr>
+              <w:t>fig3d._zoom_3d({button:'up'}) y luego {button:'down'}</w:t>
+            </w:r>
+          </w:p>
+        </w:tc>
+        <w:tc>
+          <w:tcPr>
+            <w:tcW w:type="dxa" w:w="2160"/>
+          </w:tcPr>
+          <w:p>
+            <w:r>
+              <w:rPr>
+                <w:sz w:val="17"/>
+              </w:rPr>
+              <w:t>Rango del eje X se reduce al acercar y aumenta al alejar</w:t>
+            </w:r>
+          </w:p>
+        </w:tc>
+      </w:tr>
+      <w:tr>
+        <w:tc>
+          <w:tcPr>
+            <w:tcW w:type="dxa" w:w="2160"/>
+          </w:tcPr>
+          <w:p>
+            <w:r>
+              <w:rPr>
+                <w:sz w:val="17"/>
+              </w:rPr>
+              <w:t>A19</w:t>
+            </w:r>
+          </w:p>
+        </w:tc>
+        <w:tc>
+          <w:tcPr>
+            <w:tcW w:type="dxa" w:w="2160"/>
+          </w:tcPr>
+          <w:p>
+            <w:r>
+              <w:rPr>
+                <w:sz w:val="17"/>
+              </w:rPr>
+              <w:t>Cerrar el 2D cierra el 3D</w:t>
+            </w:r>
+          </w:p>
+        </w:tc>
+        <w:tc>
+          <w:tcPr>
+            <w:tcW w:type="dxa" w:w="2160"/>
+          </w:tcPr>
+          <w:p>
+            <w:r>
+              <w:rPr>
+                <w:sz w:val="17"/>
+              </w:rPr>
+              <w:t>Cerrar la ventana 2D principal (fig2d._al_cerrar_2d)</w:t>
+            </w:r>
+          </w:p>
+        </w:tc>
+        <w:tc>
+          <w:tcPr>
+            <w:tcW w:type="dxa" w:w="2160"/>
+          </w:tcPr>
+          <w:p>
+            <w:r>
+              <w:rPr>
+                <w:sz w:val="17"/>
+              </w:rPr>
+              <w:t>La 3D se cierra con la 2D y _FIGURA_3D_ACTIVA = None</w:t>
+            </w:r>
+          </w:p>
+        </w:tc>
+      </w:tr>
+      <w:tr>
+        <w:tc>
+          <w:tcPr>
+            <w:tcW w:type="dxa" w:w="2160"/>
+          </w:tcPr>
+          <w:p>
+            <w:r>
+              <w:rPr>
+                <w:sz w:val="17"/>
+              </w:rPr>
+              <w:t>A20</w:t>
+            </w:r>
+          </w:p>
+        </w:tc>
+        <w:tc>
+          <w:tcPr>
+            <w:tcW w:type="dxa" w:w="2160"/>
+          </w:tcPr>
+          <w:p>
+            <w:r>
+              <w:rPr>
+                <w:sz w:val="17"/>
+              </w:rPr>
+              <w:t>Guarda autocorregible sin close_event</w:t>
+            </w:r>
+          </w:p>
+        </w:tc>
+        <w:tc>
+          <w:tcPr>
+            <w:tcW w:type="dxa" w:w="2160"/>
+          </w:tcPr>
+          <w:p>
+            <w:r>
+              <w:rPr>
+                <w:sz w:val="17"/>
+              </w:rPr>
+              <w:t>Cerrar la 3D sin evento de cierre (backend Agg) y reclicar</w:t>
+            </w:r>
+          </w:p>
+        </w:tc>
+        <w:tc>
+          <w:tcPr>
+            <w:tcW w:type="dxa" w:w="2160"/>
+          </w:tcPr>
+          <w:p>
+            <w:r>
+              <w:rPr>
+                <w:sz w:val="17"/>
+              </w:rPr>
+              <w:t>Se detecta que la figura 3D ya no existe y se abre una 3D nueva (sin banderas desincronizadas)</w:t>
             </w:r>
           </w:p>
         </w:tc>
